--- a/tests/fixtures/parsing/dev/h_multipage_header_footer_var2.docx
+++ b/tests/fixtures/parsing/dev/h_multipage_header_footer_var2.docx
@@ -20,7 +20,7 @@
           <w:sz w:val="19"/>
           <w:szCs w:val="19"/>
         </w:rPr>
-        <w:t xml:space="preserve">ananya.bhat@example.com  |  +91 98209 86496  |  https://github.com/ananyabhat87  |  https://linkedin.com/in/ananyabhat87</w:t>
+        <w:t xml:space="preserve">ananya.bhat@example.com  |  +91 98209 86496  |  https://github.com/ananyabhat87  |  https://linkedin.com/in/ananyabhat87  |  https://ananyabhat87.dev</w:t>
       </w:r>
     </w:p>
     <w:p>
